--- a/site/assets/free-resources/ai/RESTAURANT_AI_PROMPTS_AND_SYSTEMS_WORKBOOK_325_PROMPTS_2026-10-20.docx
+++ b/site/assets/free-resources/ai/RESTAURANT_AI_PROMPTS_AND_SYSTEMS_WORKBOOK_325_PROMPTS_2026-10-20.docx
@@ -13627,7 +13627,7 @@
         <w:t xml:space="preserve">MANAGER CHECK  </w:t>
       </w:r>
       <w:r>
-        <w:t>Never ship River-only or customer-private content in the generic product.</w:t>
+        <w:t>Never ship internal-only or customer-private content in the generic product.</w:t>
       </w:r>
     </w:p>
     <w:p>
